--- a/downloads/teacher/04 Units/Unit 03 - Human Development and Relationships - Growing Up, Getting Along/Lesson 03.02 - Ages and Stages of Young Children.docx
+++ b/downloads/teacher/04 Units/Unit 03 - Human Development and Relationships - Growing Up, Getting Along/Lesson 03.02 - Ages and Stages of Young Children.docx
@@ -265,23 +265,41 @@
       <w:r>
         <w:t xml:space="preserve">By the end of this lesson, students will be able to:</w:t>
       </w:r>
-      <w:r>
-        <w:t xml:space="preserve"> </w:t>
-      </w:r>
-      <w:r>
-        <w:t xml:space="preserve">1. (Low) Given the Ages and Stages chart, identify the typical age range for six milestones from birth to age 5 (rolling over, sitting, walking, first words, two-word sentences, pretend play) and define object permanence.</w:t>
-      </w:r>
-      <w:r>
-        <w:t xml:space="preserve"> </w:t>
-      </w:r>
-      <w:r>
-        <w:t xml:space="preserve">2. (Mid) After the egg demo, explain why a baby under about 8 months does not look for a hidden object and why separation anxiety shows the brain is working the way it should.</w:t>
-      </w:r>
-      <w:r>
-        <w:t xml:space="preserve"> </w:t>
-      </w:r>
-      <w:r>
-        <w:t xml:space="preserve">3. (High) For a child at each of three ages (6 months, 2 years, 4 years), design one caregiver action that meets a need and one safety step that matches the child’s new skill, and justify each in one sentence.</w:t>
+    </w:p>
+    <w:p>
+      <w:pPr>
+        <w:numPr>
+          <w:ilvl w:val="0"/>
+          <w:numId w:val="1002"/>
+        </w:numPr>
+        <w:pStyle w:val="Compact"/>
+      </w:pPr>
+      <w:r>
+        <w:t xml:space="preserve">(Low) Given the Ages and Stages chart, identify the typical age range for six milestones from birth to age 5 (rolling over, sitting, walking, first words, two-word sentences, pretend play) and define object permanence.</w:t>
+      </w:r>
+    </w:p>
+    <w:p>
+      <w:pPr>
+        <w:numPr>
+          <w:ilvl w:val="0"/>
+          <w:numId w:val="1002"/>
+        </w:numPr>
+        <w:pStyle w:val="Compact"/>
+      </w:pPr>
+      <w:r>
+        <w:t xml:space="preserve">(Mid) After the egg demo, explain why a baby under about 8 months does not look for a hidden object and why separation anxiety shows the brain is working the way it should.</w:t>
+      </w:r>
+    </w:p>
+    <w:p>
+      <w:pPr>
+        <w:numPr>
+          <w:ilvl w:val="0"/>
+          <w:numId w:val="1002"/>
+        </w:numPr>
+        <w:pStyle w:val="Compact"/>
+      </w:pPr>
+      <w:r>
+        <w:t xml:space="preserve">(High) For a child at each of three ages (6 months, 2 years, 4 years), design one caregiver action that meets a need and one safety step that matches the child’s new skill, and justify each in one sentence.</w:t>
       </w:r>
     </w:p>
     <w:p>
@@ -331,7 +349,7 @@
       <w:pPr>
         <w:numPr>
           <w:ilvl w:val="0"/>
-          <w:numId w:val="1002"/>
+          <w:numId w:val="1003"/>
         </w:numPr>
         <w:pStyle w:val="Compact"/>
       </w:pPr>
@@ -349,7 +367,7 @@
       <w:pPr>
         <w:numPr>
           <w:ilvl w:val="0"/>
-          <w:numId w:val="1002"/>
+          <w:numId w:val="1003"/>
         </w:numPr>
         <w:pStyle w:val="Compact"/>
       </w:pPr>
@@ -361,7 +379,7 @@
       <w:pPr>
         <w:numPr>
           <w:ilvl w:val="0"/>
-          <w:numId w:val="1002"/>
+          <w:numId w:val="1003"/>
         </w:numPr>
         <w:pStyle w:val="Compact"/>
       </w:pPr>
@@ -388,7 +406,7 @@
       <w:pPr>
         <w:numPr>
           <w:ilvl w:val="0"/>
-          <w:numId w:val="1002"/>
+          <w:numId w:val="1003"/>
         </w:numPr>
         <w:pStyle w:val="Compact"/>
       </w:pPr>
@@ -418,7 +436,7 @@
       <w:pPr>
         <w:numPr>
           <w:ilvl w:val="0"/>
-          <w:numId w:val="1002"/>
+          <w:numId w:val="1003"/>
         </w:numPr>
         <w:pStyle w:val="Compact"/>
       </w:pPr>
@@ -430,7 +448,7 @@
       <w:pPr>
         <w:numPr>
           <w:ilvl w:val="0"/>
-          <w:numId w:val="1002"/>
+          <w:numId w:val="1003"/>
         </w:numPr>
         <w:pStyle w:val="Compact"/>
       </w:pPr>
@@ -965,49 +983,85 @@
       <w:r>
         <w:t xml:space="preserve">Monitor understanding:</w:t>
       </w:r>
-      <w:r>
-        <w:t xml:space="preserve"> </w:t>
-      </w:r>
-      <w:r>
-        <w:t xml:space="preserve">- What is object permanence, in your own words?</w:t>
-      </w:r>
-      <w:r>
-        <w:t xml:space="preserve"> </w:t>
-      </w:r>
-      <w:r>
-        <w:t xml:space="preserve">- A baby stops looking for a toy the second it goes under a blanket. About how old is the baby, at most?</w:t>
-      </w:r>
-      <w:r>
-        <w:t xml:space="preserve"> </w:t>
-      </w:r>
-      <w:r>
-        <w:t xml:space="preserve">- Which comes first, walking or first words? (They usually arrive close together, around 12 months. The chart says both are a range.)</w:t>
-      </w:r>
-    </w:p>
-    <w:p>
-      <w:pPr>
-        <w:pStyle w:val="BodyText"/>
+    </w:p>
+    <w:p>
+      <w:pPr>
+        <w:numPr>
+          <w:ilvl w:val="0"/>
+          <w:numId w:val="1004"/>
+        </w:numPr>
+        <w:pStyle w:val="Compact"/>
+      </w:pPr>
+      <w:r>
+        <w:t xml:space="preserve">What is object permanence, in your own words?</w:t>
+      </w:r>
+    </w:p>
+    <w:p>
+      <w:pPr>
+        <w:numPr>
+          <w:ilvl w:val="0"/>
+          <w:numId w:val="1004"/>
+        </w:numPr>
+        <w:pStyle w:val="Compact"/>
+      </w:pPr>
+      <w:r>
+        <w:t xml:space="preserve">A baby stops looking for a toy the second it goes under a blanket. About how old is the baby, at most?</w:t>
+      </w:r>
+    </w:p>
+    <w:p>
+      <w:pPr>
+        <w:numPr>
+          <w:ilvl w:val="0"/>
+          <w:numId w:val="1004"/>
+        </w:numPr>
+        <w:pStyle w:val="Compact"/>
+      </w:pPr>
+      <w:r>
+        <w:t xml:space="preserve">Which comes first, walking or first words? (They usually arrive close together, around 12 months. The chart says both are a range.)</w:t>
+      </w:r>
+    </w:p>
+    <w:p>
+      <w:pPr>
+        <w:pStyle w:val="FirstParagraph"/>
       </w:pPr>
       <w:r>
         <w:t xml:space="preserve">Deepen learning:</w:t>
       </w:r>
-      <w:r>
-        <w:t xml:space="preserve"> </w:t>
-      </w:r>
-      <w:r>
-        <w:t xml:space="preserve">- Why is separation anxiety a sign that things are going right, not wrong?</w:t>
-      </w:r>
-      <w:r>
-        <w:t xml:space="preserve"> </w:t>
-      </w:r>
-      <w:r>
-        <w:t xml:space="preserve">- A 2-year-old who just learned to climb is the same child who last month could not reach the counter. What in the house changed for the caregiver, even though the house did not change?</w:t>
-      </w:r>
-      <w:r>
-        <w:t xml:space="preserve"> </w:t>
-      </w:r>
-      <w:r>
-        <w:t xml:space="preserve">- If a baby is late on one milestone, what should a caregiver do first: worry, wait, or ask a doctor? (Ask. Ranges are wide; a pediatrician is the person who decides.)</w:t>
+    </w:p>
+    <w:p>
+      <w:pPr>
+        <w:numPr>
+          <w:ilvl w:val="0"/>
+          <w:numId w:val="1005"/>
+        </w:numPr>
+        <w:pStyle w:val="Compact"/>
+      </w:pPr>
+      <w:r>
+        <w:t xml:space="preserve">Why is separation anxiety a sign that things are going right, not wrong?</w:t>
+      </w:r>
+    </w:p>
+    <w:p>
+      <w:pPr>
+        <w:numPr>
+          <w:ilvl w:val="0"/>
+          <w:numId w:val="1005"/>
+        </w:numPr>
+        <w:pStyle w:val="Compact"/>
+      </w:pPr>
+      <w:r>
+        <w:t xml:space="preserve">A 2-year-old who just learned to climb is the same child who last month could not reach the counter. What in the house changed for the caregiver, even though the house did not change?</w:t>
+      </w:r>
+    </w:p>
+    <w:p>
+      <w:pPr>
+        <w:numPr>
+          <w:ilvl w:val="0"/>
+          <w:numId w:val="1005"/>
+        </w:numPr>
+        <w:pStyle w:val="Compact"/>
+      </w:pPr>
+      <w:r>
+        <w:t xml:space="preserve">If a baby is late on one milestone, what should a caregiver do first: worry, wait, or ask a doctor? (Ask. Ranges are wide; a pediatrician is the person who decides.)</w:t>
       </w:r>
     </w:p>
     <w:p>
@@ -1150,7 +1204,7 @@
       <w:pPr>
         <w:numPr>
           <w:ilvl w:val="0"/>
-          <w:numId w:val="1003"/>
+          <w:numId w:val="1006"/>
         </w:numPr>
         <w:pStyle w:val="Compact"/>
       </w:pPr>
@@ -1194,7 +1248,7 @@
       <w:pPr>
         <w:numPr>
           <w:ilvl w:val="0"/>
-          <w:numId w:val="1003"/>
+          <w:numId w:val="1006"/>
         </w:numPr>
         <w:pStyle w:val="Compact"/>
       </w:pPr>
@@ -1206,7 +1260,7 @@
       <w:pPr>
         <w:numPr>
           <w:ilvl w:val="0"/>
-          <w:numId w:val="1003"/>
+          <w:numId w:val="1006"/>
         </w:numPr>
         <w:pStyle w:val="Compact"/>
       </w:pPr>
@@ -1218,7 +1272,7 @@
       <w:pPr>
         <w:numPr>
           <w:ilvl w:val="0"/>
-          <w:numId w:val="1003"/>
+          <w:numId w:val="1006"/>
         </w:numPr>
         <w:pStyle w:val="Compact"/>
       </w:pPr>
@@ -1245,7 +1299,7 @@
       <w:pPr>
         <w:numPr>
           <w:ilvl w:val="0"/>
-          <w:numId w:val="1003"/>
+          <w:numId w:val="1006"/>
         </w:numPr>
         <w:pStyle w:val="Compact"/>
       </w:pPr>
@@ -1275,7 +1329,7 @@
       <w:pPr>
         <w:numPr>
           <w:ilvl w:val="0"/>
-          <w:numId w:val="1003"/>
+          <w:numId w:val="1006"/>
         </w:numPr>
         <w:pStyle w:val="Compact"/>
       </w:pPr>
@@ -1576,7 +1630,7 @@
       <w:pPr>
         <w:numPr>
           <w:ilvl w:val="0"/>
-          <w:numId w:val="1004"/>
+          <w:numId w:val="1007"/>
         </w:numPr>
         <w:pStyle w:val="Compact"/>
       </w:pPr>
@@ -1600,7 +1654,7 @@
       <w:pPr>
         <w:numPr>
           <w:ilvl w:val="0"/>
-          <w:numId w:val="1004"/>
+          <w:numId w:val="1007"/>
         </w:numPr>
         <w:pStyle w:val="Compact"/>
       </w:pPr>
@@ -1612,7 +1666,7 @@
       <w:pPr>
         <w:numPr>
           <w:ilvl w:val="0"/>
-          <w:numId w:val="1004"/>
+          <w:numId w:val="1007"/>
         </w:numPr>
         <w:pStyle w:val="Compact"/>
       </w:pPr>
@@ -1636,7 +1690,7 @@
       <w:pPr>
         <w:numPr>
           <w:ilvl w:val="0"/>
-          <w:numId w:val="1004"/>
+          <w:numId w:val="1007"/>
         </w:numPr>
         <w:pStyle w:val="Compact"/>
       </w:pPr>
@@ -1648,7 +1702,7 @@
       <w:pPr>
         <w:numPr>
           <w:ilvl w:val="0"/>
-          <w:numId w:val="1004"/>
+          <w:numId w:val="1007"/>
         </w:numPr>
         <w:pStyle w:val="Compact"/>
       </w:pPr>
@@ -1693,7 +1747,7 @@
       <w:pPr>
         <w:numPr>
           <w:ilvl w:val="0"/>
-          <w:numId w:val="1004"/>
+          <w:numId w:val="1007"/>
         </w:numPr>
         <w:pStyle w:val="Compact"/>
       </w:pPr>
@@ -1742,7 +1796,7 @@
       <w:pPr>
         <w:numPr>
           <w:ilvl w:val="0"/>
-          <w:numId w:val="1005"/>
+          <w:numId w:val="1008"/>
         </w:numPr>
         <w:pStyle w:val="Compact"/>
       </w:pPr>
@@ -1772,7 +1826,7 @@
       <w:pPr>
         <w:numPr>
           <w:ilvl w:val="0"/>
-          <w:numId w:val="1005"/>
+          <w:numId w:val="1008"/>
         </w:numPr>
         <w:pStyle w:val="Compact"/>
       </w:pPr>
@@ -1784,7 +1838,7 @@
       <w:pPr>
         <w:numPr>
           <w:ilvl w:val="0"/>
-          <w:numId w:val="1005"/>
+          <w:numId w:val="1008"/>
         </w:numPr>
         <w:pStyle w:val="Compact"/>
       </w:pPr>
@@ -1850,7 +1904,7 @@
       <w:pPr>
         <w:numPr>
           <w:ilvl w:val="0"/>
-          <w:numId w:val="1005"/>
+          <w:numId w:val="1008"/>
         </w:numPr>
         <w:pStyle w:val="Compact"/>
       </w:pPr>
@@ -1880,7 +1934,7 @@
       <w:pPr>
         <w:numPr>
           <w:ilvl w:val="0"/>
-          <w:numId w:val="1005"/>
+          <w:numId w:val="1008"/>
         </w:numPr>
         <w:pStyle w:val="Compact"/>
       </w:pPr>
@@ -2212,6 +2266,118 @@
       </w:pPr>
     </w:lvl>
   </w:abstractNum>
+  <w:abstractNum w:abstractNumId="99411">
+    <w:nsid w:val="71315dca"/>
+    <w:multiLevelType w:val="multilevel"/>
+    <w:lvl w:ilvl="0">
+      <w:start w:val="1"/>
+      <w:numFmt w:val="decimal"/>
+      <w:lvlText w:val="%1."/>
+      <w:lvlJc w:val="left"/>
+      <w:pPr>
+        <w:tabs>
+          <w:tab w:val="num" w:pos="0"/>
+        </w:tabs>
+        <w:ind w:left="480" w:hanging="480"/>
+      </w:pPr>
+    </w:lvl>
+    <w:lvl w:ilvl="1">
+      <w:start w:val="1"/>
+      <w:numFmt w:val="decimal"/>
+      <w:lvlText w:val="%2."/>
+      <w:lvlJc w:val="left"/>
+      <w:pPr>
+        <w:tabs>
+          <w:tab w:val="num" w:pos="720"/>
+        </w:tabs>
+        <w:ind w:left="1200" w:hanging="480"/>
+      </w:pPr>
+    </w:lvl>
+    <w:lvl w:ilvl="2">
+      <w:start w:val="1"/>
+      <w:numFmt w:val="decimal"/>
+      <w:lvlText w:val="%3."/>
+      <w:lvlJc w:val="left"/>
+      <w:pPr>
+        <w:tabs>
+          <w:tab w:val="num" w:pos="1440"/>
+        </w:tabs>
+        <w:ind w:left="1920" w:hanging="480"/>
+      </w:pPr>
+    </w:lvl>
+    <w:lvl w:ilvl="3">
+      <w:start w:val="1"/>
+      <w:numFmt w:val="decimal"/>
+      <w:lvlText w:val="%4."/>
+      <w:lvlJc w:val="left"/>
+      <w:pPr>
+        <w:tabs>
+          <w:tab w:val="num" w:pos="2160"/>
+        </w:tabs>
+        <w:ind w:left="2640" w:hanging="480"/>
+      </w:pPr>
+    </w:lvl>
+    <w:lvl w:ilvl="4">
+      <w:start w:val="1"/>
+      <w:numFmt w:val="decimal"/>
+      <w:lvlText w:val="%5."/>
+      <w:lvlJc w:val="left"/>
+      <w:pPr>
+        <w:tabs>
+          <w:tab w:val="num" w:pos="2880"/>
+        </w:tabs>
+        <w:ind w:left="3360" w:hanging="480"/>
+      </w:pPr>
+    </w:lvl>
+    <w:lvl w:ilvl="5">
+      <w:start w:val="1"/>
+      <w:numFmt w:val="decimal"/>
+      <w:lvlText w:val="%6."/>
+      <w:lvlJc w:val="left"/>
+      <w:pPr>
+        <w:tabs>
+          <w:tab w:val="num" w:pos="3600"/>
+        </w:tabs>
+        <w:ind w:left="4080" w:hanging="480"/>
+      </w:pPr>
+    </w:lvl>
+    <w:lvl w:ilvl="6">
+      <w:start w:val="1"/>
+      <w:numFmt w:val="decimal"/>
+      <w:lvlText w:val="%7."/>
+      <w:lvlJc w:val="left"/>
+      <w:pPr>
+        <w:tabs>
+          <w:tab w:val="num" w:pos="4320"/>
+        </w:tabs>
+        <w:ind w:left="4800" w:hanging="480"/>
+      </w:pPr>
+    </w:lvl>
+    <w:lvl w:ilvl="7">
+      <w:start w:val="1"/>
+      <w:numFmt w:val="decimal"/>
+      <w:lvlText w:val="%8."/>
+      <w:lvlJc w:val="left"/>
+      <w:pPr>
+        <w:tabs>
+          <w:tab w:val="num" w:pos="5040"/>
+        </w:tabs>
+        <w:ind w:left="5520" w:hanging="480"/>
+      </w:pPr>
+    </w:lvl>
+    <w:lvl w:ilvl="8">
+      <w:start w:val="1"/>
+      <w:numFmt w:val="decimal"/>
+      <w:lvlText w:val="%9."/>
+      <w:lvlJc w:val="left"/>
+      <w:pPr>
+        <w:tabs>
+          <w:tab w:val="num" w:pos="5760"/>
+        </w:tabs>
+        <w:ind w:left="6240" w:hanging="480"/>
+      </w:pPr>
+    </w:lvl>
+  </w:abstractNum>
   <w:num w:numId="1000">
     <w:abstractNumId w:val="990"/>
   </w:num>
@@ -2219,7 +2385,34 @@
     <w:abstractNumId w:val="991"/>
   </w:num>
   <w:num w:numId="1002">
-    <w:abstractNumId w:val="991"/>
+    <w:abstractNumId w:val="99411"/>
+    <w:lvlOverride w:ilvl="0">
+      <w:startOverride w:val="1"/>
+    </w:lvlOverride>
+    <w:lvlOverride w:ilvl="1">
+      <w:startOverride w:val="1"/>
+    </w:lvlOverride>
+    <w:lvlOverride w:ilvl="2">
+      <w:startOverride w:val="1"/>
+    </w:lvlOverride>
+    <w:lvlOverride w:ilvl="3">
+      <w:startOverride w:val="1"/>
+    </w:lvlOverride>
+    <w:lvlOverride w:ilvl="4">
+      <w:startOverride w:val="1"/>
+    </w:lvlOverride>
+    <w:lvlOverride w:ilvl="5">
+      <w:startOverride w:val="1"/>
+    </w:lvlOverride>
+    <w:lvlOverride w:ilvl="6">
+      <w:startOverride w:val="1"/>
+    </w:lvlOverride>
+    <w:lvlOverride w:ilvl="7">
+      <w:startOverride w:val="1"/>
+    </w:lvlOverride>
+    <w:lvlOverride w:ilvl="8">
+      <w:startOverride w:val="1"/>
+    </w:lvlOverride>
   </w:num>
   <w:num w:numId="1003">
     <w:abstractNumId w:val="991"/>
@@ -2228,6 +2421,15 @@
     <w:abstractNumId w:val="991"/>
   </w:num>
   <w:num w:numId="1005">
+    <w:abstractNumId w:val="991"/>
+  </w:num>
+  <w:num w:numId="1006">
+    <w:abstractNumId w:val="991"/>
+  </w:num>
+  <w:num w:numId="1007">
+    <w:abstractNumId w:val="991"/>
+  </w:num>
+  <w:num w:numId="1008">
     <w:abstractNumId w:val="991"/>
   </w:num>
 </w:numbering>

--- a/downloads/teacher/04 Units/Unit 03 - Human Development and Relationships - Growing Up, Getting Along/Lesson 03.02 - Ages and Stages of Young Children.docx
+++ b/downloads/teacher/04 Units/Unit 03 - Human Development and Relationships - Growing Up, Getting Along/Lesson 03.02 - Ages and Stages of Young Children.docx
@@ -188,7 +188,7 @@
         <w:pStyle w:val="FirstParagraph"/>
       </w:pPr>
       <w:r>
-        <w:t xml:space="preserve">(The task asked for an HSW 3. line on safety of others or supervision. No HSW 3. line names supervision; 3. c) on causes of injury and prevention is the closest verbatim line and is what the safety by stage table teaches. 12.1.1 is also served by the milestones chart but is already cited in Lesson 3.1; 12.1.2 is cited here because the lesson shows the aspects working together. 15.2.1 is confirmed in the 3.0 text and covers</w:t>
+        <w:t xml:space="preserve">(No HSW 3. line names supervision of others; 3. c) on causes of injury and prevention is the closest verbatim line and is what the safety by stage table teaches. 12.1.1 is also served by the milestones chart but is already cited in Lesson 3.1; 12.1.2 is cited here because the lesson shows the aspects working together. 15.2.1 is confirmed in the 3.0 text and covers</w:t>
       </w:r>
       <w:r>
         <w:t xml:space="preserve"> </w:t>
@@ -902,7 +902,7 @@
               <w:jc w:val="left"/>
             </w:pPr>
             <w:r>
-              <w:t xml:space="preserve">Slide 10 and 11. Build the board list of what young children need from a caregiver: food and sleep on a schedule, being held and talked to, safe places to move, words and books, patience, the same answer every time. Then the rule:</w:t>
+              <w:t xml:space="preserve">Slides 10 and 11. Build the board list of what young children need from a caregiver: food and sleep on a schedule, being held and talked to, safe places to move, words and books, patience, the same answer every time. Then the rule:</w:t>
             </w:r>
             <w:r>
               <w:t xml:space="preserve"> </w:t>
@@ -1292,7 +1292,7 @@
         <w:t xml:space="preserve">”</w:t>
       </w:r>
       <w:r>
-        <w:t xml:space="preserve">: connections between brain cells are built fastest in the first three years, the brain keeps the connections that get used and trims the ones that do not, and talking, holding, sleep, and food are what feed that. Write two sentences on what that means for a caregiver of a 1-year-old. (This is the middle school version of the infant brain development material from Sal’s FNES 782 work.)</w:t>
+        <w:t xml:space="preserve">: connections between brain cells are built fastest in the first three years, the brain keeps the connections that get used and trims the ones that do not, and talking, holding, sleep, and food are what feed that. Write two sentences on what that means for a caregiver of a 1-year-old. (This is the middle school version of the infant brain development material from my graduate coursework.)</w:t>
       </w:r>
     </w:p>
     <w:p>
@@ -1606,15 +1606,6 @@
       <w:r>
         <w:t xml:space="preserve">Inside the building: the health teacher, if the grade 6 health course covers child development, so the milestone ranges match. Community: a local pediatric office or an early childhood center could check the chart’s ranges once a year.</w:t>
       </w:r>
-      <w:r>
-        <w:t xml:space="preserve"> </w:t>
-      </w:r>
-      <w:r>
-        <w:rPr>
-          <w:rStyle w:val="TeacherNote"/>
-        </w:rPr>
-        <w:t xml:space="preserve">[Sal: if your school runs a pre-K, its director is the person to ask, and Lesson 3.18 could test the activity kits there, with the school’s permission process, never with photos.]</w:t>
-      </w:r>
     </w:p>
     <w:p>
       <w:pPr>
@@ -1707,22 +1698,7 @@
         <w:pStyle w:val="Compact"/>
       </w:pPr>
       <w:r>
-        <w:t xml:space="preserve">Sal’s own materials:</w:t>
-      </w:r>
-      <w:r>
-        <w:t xml:space="preserve"> </w:t>
-      </w:r>
-      <w:r>
-        <w:rPr>
-          <w:rStyle w:val="VerbatimChar"/>
-        </w:rPr>
-        <w:t xml:space="preserve">ObjectPermanence_Presentation.pptx</w:t>
-      </w:r>
-      <w:r>
-        <w:t xml:space="preserve"> </w:t>
-      </w:r>
-      <w:r>
-        <w:t xml:space="preserve">(FNES 782, Google Drive): the silhouette hook, the egg under the napkin demo, the before and after 8 months contrast, the four-step timeline, the myth busting, and the</w:t>
+        <w:t xml:space="preserve">My own materials (from my graduate coursework): the silhouette hook, the egg under the napkin demo, the before and after 8 months contrast, the four-step timeline, the myth busting, and the</w:t>
       </w:r>
       <w:r>
         <w:t xml:space="preserve"> </w:t>
@@ -1740,7 +1716,7 @@
         <w:t xml:space="preserve"> </w:t>
       </w:r>
       <w:r>
-        <w:t xml:space="preserve">slide are his and are rewritten here. The fictional case in that deck was adapted from a professor’s course materials and is not reused; the child in this lesson’s slides is new and fictional. His infant brain development concept map (FNES 782, Google Drive) supplies the grade 8 stretch, rewritten at a middle school level.</w:t>
+        <w:t xml:space="preserve">slide are mine and are rewritten here. The fictional case in that deck was adapted from a professor’s course materials and is not reused; the child in this lesson’s slides is new and fictional. His infant brain development concept map supplies the grade 8 stretch, rewritten at a middle school level.</w:t>
       </w:r>
     </w:p>
     <w:p>
@@ -1772,15 +1748,6 @@
       <w:r>
         <w:t xml:space="preserve">developmental milestone checklists (cdc.gov/ncbddd/actearly), which were revised in 2022 to list the age by which most children (75 percent) reach a milestone.</w:t>
       </w:r>
-      <w:r>
-        <w:t xml:space="preserve"> </w:t>
-      </w:r>
-      <w:r>
-        <w:rPr>
-          <w:rStyle w:val="TeacherNote"/>
-        </w:rPr>
-        <w:t xml:space="preserve">[Sal: confirm the ranges on the chart against the current CDC page before printing.]</w:t>
-      </w:r>
     </w:p>
     <w:p>
       <w:pPr>
@@ -1928,57 +1895,6 @@
       </w:r>
       <w:r>
         <w:t xml:space="preserve">wall works. Leave it up through Lesson 3.4.</w:t>
-      </w:r>
-    </w:p>
-    <w:p>
-      <w:pPr>
-        <w:numPr>
-          <w:ilvl w:val="0"/>
-          <w:numId w:val="1008"/>
-        </w:numPr>
-        <w:pStyle w:val="Compact"/>
-      </w:pPr>
-      <w:r>
-        <w:rPr>
-          <w:rStyle w:val="TeacherNote"/>
-        </w:rPr>
-        <w:t xml:space="preserve">[Sal: your object permanence deck opened with a</w:t>
-      </w:r>
-      <w:r>
-        <w:rPr>
-          <w:rStyle w:val="TeacherNote"/>
-        </w:rPr>
-        <w:t xml:space="preserve"> </w:t>
-      </w:r>
-      <w:r>
-        <w:rPr>
-          <w:rStyle w:val="TeacherNote"/>
-        </w:rPr>
-        <w:t xml:space="preserve">“</w:t>
-      </w:r>
-      <w:r>
-        <w:rPr>
-          <w:rStyle w:val="TeacherNote"/>
-        </w:rPr>
-        <w:t xml:space="preserve">who’s that Pokémon</w:t>
-      </w:r>
-      <w:r>
-        <w:rPr>
-          <w:rStyle w:val="TeacherNote"/>
-        </w:rPr>
-        <w:t xml:space="preserve">”</w:t>
-      </w:r>
-      <w:r>
-        <w:rPr>
-          <w:rStyle w:val="TeacherNote"/>
-        </w:rPr>
-        <w:t xml:space="preserve"> </w:t>
-      </w:r>
-      <w:r>
-        <w:rPr>
-          <w:rStyle w:val="TeacherNote"/>
-        </w:rPr>
-        <w:t xml:space="preserve">silhouette. Use a character your students actually know, or a plain object; the point is that they recognize it from a shadow.]</w:t>
       </w:r>
     </w:p>
     <w:sectPr>
